--- a/05_Funcional/SPEC_5_Cobre_Camaras_Pluma.docx
+++ b/05_Funcional/SPEC_5_Cobre_Camaras_Pluma.docx
@@ -300,7 +300,7 @@
           <w:b w:val="0"/>
           <w:sz w:val="21"/>
         </w:rPr>
-        <w:t xml:space="preserve">medido. Lo decidido lo fija </w:t>
+        <w:t>medido. Lo decidido vive en las spec (</w:t>
       </w:r>
       <w:r>
         <w:rPr>
@@ -314,7 +314,7 @@
           <w:b w:val="0"/>
           <w:sz w:val="21"/>
         </w:rPr>
-        <w:t xml:space="preserve">. El firmware se cita </w:t>
+        <w:t xml:space="preserve"> es su indice). El firmware se cita </w:t>
       </w:r>
       <w:r>
         <w:rPr>
@@ -328,13 +328,20 @@
           <w:b w:val="0"/>
           <w:sz w:val="21"/>
         </w:rPr>
-        <w:t>, nunca por linea.</w:t>
+        <w:t>, nunca por</w:t>
       </w:r>
     </w:p>
     <w:p>
       <w:pPr>
         <w:spacing w:after="120"/>
       </w:pPr>
+      <w:r>
+        <w:rPr>
+          <w:b w:val="0"/>
+          <w:sz w:val="21"/>
+        </w:rPr>
+        <w:t xml:space="preserve">linea. </w:t>
+      </w:r>
       <w:r>
         <w:rPr>
           <w:b/>
@@ -1664,7 +1671,23 @@
           <w:color w:val="003366"/>
           <w:sz w:val="26"/>
         </w:rPr>
-        <w:t xml:space="preserve"> p5 y p8 estan VACIOS: el firmware los sigue LEYENDO, ya sin nada que ejecute — y NO se cablean</w:t>
+        <w:t xml:space="preserve"> p5 y p8 estan VACIOS: desde </w:t>
+      </w:r>
+      <w:r>
+        <w:rPr>
+          <w:rFonts w:ascii="Consolas" w:hAnsi="Consolas"/>
+          <w:color w:val="003366"/>
+          <w:sz w:val="26"/>
+        </w:rPr>
+        <w:t>D-44</w:t>
+      </w:r>
+      <w:r>
+        <w:rPr>
+          <w:b/>
+          <w:color w:val="003366"/>
+          <w:sz w:val="26"/>
+        </w:rPr>
+        <w:t xml:space="preserve"> el firmware ya NO los lee — y NO se cablean</w:t>
       </w:r>
     </w:p>
     <w:p>
@@ -1711,7 +1734,7 @@
           <w:color w:val="960000"/>
           <w:sz w:val="20"/>
         </w:rPr>
-        <w:t xml:space="preserve">; lo que cambio el 14/09 es </w:t>
+        <w:t xml:space="preserve">; lo que cambio el 14/09 y el 02/10 es </w:t>
       </w:r>
       <w:r>
         <w:rPr>
@@ -1727,7 +1750,7 @@
           <w:color w:val="960000"/>
           <w:sz w:val="20"/>
         </w:rPr>
-        <w:t xml:space="preserve">, y son tres: 1. </w:t>
+        <w:t xml:space="preserve">, y son dos: 1. </w:t>
       </w:r>
       <w:r>
         <w:rPr>
@@ -1855,7 +1878,7 @@
           <w:color w:val="960000"/>
           <w:sz w:val="20"/>
         </w:rPr>
-        <w:t xml:space="preserve"> §3: se exige la CARGA, no el commit). 2. </w:t>
+        <w:t xml:space="preserve"> §3: se exige la CARGA, no el commit). 2. ~~</w:t>
       </w:r>
       <w:r>
         <w:rPr>
@@ -1871,7 +1894,23 @@
           <w:color w:val="960000"/>
           <w:sz w:val="20"/>
         </w:rPr>
-        <w:t xml:space="preserve">, aunque ya no ejecute nada (tabla de abajo). Un llamador nuevo de </w:t>
+        <w:t xml:space="preserve">~~ → </w:t>
+      </w:r>
+      <w:r>
+        <w:rPr>
+          <w:b/>
+          <w:color w:val="960000"/>
+          <w:sz w:val="20"/>
+        </w:rPr>
+        <w:t>cerrado por `D-44` (`f9cad1f`, 02/10; sin banco):</w:t>
+      </w:r>
+      <w:r>
+        <w:rPr>
+          <w:b w:val="0"/>
+          <w:color w:val="960000"/>
+          <w:sz w:val="20"/>
+        </w:rPr>
+        <w:t xml:space="preserve"> en el fuente ya no hay lector (tabla de abajo, </w:t>
       </w:r>
       <w:r>
         <w:rPr>
@@ -1879,7 +1918,7 @@
           <w:color w:val="960000"/>
           <w:sz w:val="20"/>
         </w:rPr>
-        <w:t>botonArriba()</w:t>
+        <w:t>SPEC_1</w:t>
       </w:r>
       <w:r>
         <w:rPr>
@@ -1887,23 +1926,7 @@
           <w:color w:val="960000"/>
           <w:sz w:val="20"/>
         </w:rPr>
-        <w:t xml:space="preserve"> o </w:t>
-      </w:r>
-      <w:r>
-        <w:rPr>
-          <w:rFonts w:ascii="Consolas" w:hAnsi="Consolas"/>
-          <w:color w:val="960000"/>
-          <w:sz w:val="20"/>
-        </w:rPr>
-        <w:t>botonAbajo()</w:t>
-      </w:r>
-      <w:r>
-        <w:rPr>
-          <w:b w:val="0"/>
-          <w:color w:val="960000"/>
-          <w:sz w:val="20"/>
-        </w:rPr>
-        <w:t xml:space="preserve"> lo vuelve a convertir en una entrada que actua </w:t>
+        <w:t xml:space="preserve"> §12.2). </w:t>
       </w:r>
       <w:r>
         <w:rPr>
@@ -1911,7 +1934,7 @@
           <w:color w:val="960000"/>
           <w:sz w:val="20"/>
         </w:rPr>
-        <w:t>sin tocar el cobre</w:t>
+        <w:t>En campo manda lo CARGADO:</w:t>
       </w:r>
       <w:r>
         <w:rPr>
@@ -1919,39 +1942,7 @@
           <w:color w:val="960000"/>
           <w:sz w:val="20"/>
         </w:rPr>
-        <w:t xml:space="preserve">. El pin no esta cerrado hasta que salga la lectura, y eso </w:t>
-      </w:r>
-      <w:r>
-        <w:rPr>
-          <w:b/>
-          <w:color w:val="960000"/>
-          <w:sz w:val="20"/>
-        </w:rPr>
-        <w:t>no esta construido</w:t>
-      </w:r>
-      <w:r>
-        <w:rPr>
-          <w:b w:val="0"/>
-          <w:color w:val="960000"/>
-          <w:sz w:val="20"/>
-        </w:rPr>
-        <w:t xml:space="preserve">: es </w:t>
-      </w:r>
-      <w:r>
-        <w:rPr>
-          <w:rFonts w:ascii="Consolas" w:hAnsi="Consolas"/>
-          <w:color w:val="960000"/>
-          <w:sz w:val="20"/>
-        </w:rPr>
-        <w:t>SPEC_1</w:t>
-      </w:r>
-      <w:r>
-        <w:rPr>
-          <w:b w:val="0"/>
-          <w:color w:val="960000"/>
-          <w:sz w:val="20"/>
-        </w:rPr>
-        <w:t xml:space="preserve"> §12.2. 3. </w:t>
+        <w:t xml:space="preserve"> el motivo 1 sigue mientras un equipo lleve firmware anterior. 3. </w:t>
       </w:r>
       <w:r>
         <w:rPr>
@@ -2014,7 +2005,21 @@
           <w:b w:val="0"/>
           <w:sz w:val="21"/>
         </w:rPr>
-        <w:t xml:space="preserve">15/09/2026; </w:t>
+        <w:t xml:space="preserve">02/10/2026 sobre </w:t>
+      </w:r>
+      <w:r>
+        <w:rPr>
+          <w:rFonts w:ascii="Consolas" w:hAnsi="Consolas"/>
+          <w:sz w:val="21"/>
+        </w:rPr>
+        <w:t>f9cad1f</w:t>
+      </w:r>
+      <w:r>
+        <w:rPr>
+          <w:b w:val="0"/>
+          <w:sz w:val="21"/>
+        </w:rPr>
+        <w:t xml:space="preserve">; </w:t>
       </w:r>
       <w:r>
         <w:rPr>
@@ -2119,13 +2124,69 @@
                 <w:b w:val="0"/>
                 <w:sz w:val="19"/>
               </w:rPr>
-              <w:t xml:space="preserve"> configura </w:t>
+              <w:t xml:space="preserve"> declara </w:t>
             </w:r>
             <w:r>
               <w:rPr>
                 <w:rFonts w:ascii="Consolas" w:hAnsi="Consolas"/>
                 <w:sz w:val="19"/>
               </w:rPr>
+              <w:t>J16_P5_SIN_USO</w:t>
+            </w:r>
+            <w:r>
+              <w:rPr>
+                <w:b w:val="0"/>
+                <w:sz w:val="19"/>
+              </w:rPr>
+              <w:t>/</w:t>
+            </w:r>
+            <w:r>
+              <w:rPr>
+                <w:rFonts w:ascii="Consolas" w:hAnsi="Consolas"/>
+                <w:sz w:val="19"/>
+              </w:rPr>
+              <w:t>J16_P8_SIN_USO</w:t>
+            </w:r>
+            <w:r>
+              <w:rPr>
+                <w:b w:val="0"/>
+                <w:sz w:val="19"/>
+              </w:rPr>
+              <w:t xml:space="preserve"> (</w:t>
+            </w:r>
+            <w:r>
+              <w:rPr>
+                <w:rFonts w:ascii="Consolas" w:hAnsi="Consolas"/>
+                <w:sz w:val="19"/>
+              </w:rPr>
+              <w:t>PB9</w:t>
+            </w:r>
+            <w:r>
+              <w:rPr>
+                <w:b w:val="0"/>
+                <w:sz w:val="19"/>
+              </w:rPr>
+              <w:t>/</w:t>
+            </w:r>
+            <w:r>
+              <w:rPr>
+                <w:rFonts w:ascii="Consolas" w:hAnsi="Consolas"/>
+                <w:sz w:val="19"/>
+              </w:rPr>
+              <w:t>PB13</w:t>
+            </w:r>
+            <w:r>
+              <w:rPr>
+                <w:b w:val="0"/>
+                <w:sz w:val="19"/>
+              </w:rPr>
+              <w:t xml:space="preserve">, antes </w:t>
+            </w:r>
+            <w:r>
+              <w:rPr>
+                <w:rFonts w:ascii="Consolas" w:hAnsi="Consolas"/>
+                <w:sz w:val="19"/>
+              </w:rPr>
               <w:t>BOTON1</w:t>
             </w:r>
             <w:r>
@@ -2147,49 +2208,56 @@
                 <w:b w:val="0"/>
                 <w:sz w:val="19"/>
               </w:rPr>
-              <w:t xml:space="preserve"> (</w:t>
+              <w:t xml:space="preserve">) como </w:t>
             </w:r>
             <w:r>
               <w:rPr>
                 <w:rFonts w:ascii="Consolas" w:hAnsi="Consolas"/>
                 <w:sz w:val="19"/>
               </w:rPr>
-              <w:t>PB9</w:t>
+              <w:t>INPUT</w:t>
             </w:r>
             <w:r>
               <w:rPr>
                 <w:b w:val="0"/>
                 <w:sz w:val="19"/>
               </w:rPr>
-              <w:t>/</w:t>
+              <w:t xml:space="preserve"> pelado; el reposo lo fija el pull-down de la placa. </w:t>
+            </w:r>
+            <w:r>
+              <w:rPr>
+                <w:b/>
+                <w:sz w:val="19"/>
+              </w:rPr>
+              <w:t>Nadie los lee</w:t>
+            </w:r>
+            <w:r>
+              <w:rPr>
+                <w:b w:val="0"/>
+                <w:sz w:val="19"/>
+              </w:rPr>
+              <w:t xml:space="preserve">: </w:t>
             </w:r>
             <w:r>
               <w:rPr>
                 <w:rFonts w:ascii="Consolas" w:hAnsi="Consolas"/>
                 <w:sz w:val="19"/>
               </w:rPr>
-              <w:t>PB13</w:t>
+              <w:t>botones_actualizar()</w:t>
             </w:r>
             <w:r>
               <w:rPr>
                 <w:b w:val="0"/>
                 <w:sz w:val="19"/>
               </w:rPr>
-              <w:t xml:space="preserve">) como entrada pelada; </w:t>
+              <w:t xml:space="preserve"> solo llama a </w:t>
             </w:r>
             <w:r>
               <w:rPr>
                 <w:rFonts w:ascii="Consolas" w:hAnsi="Consolas"/>
                 <w:sz w:val="19"/>
               </w:rPr>
-              <w:t>botones_actualizar()</w:t>
-            </w:r>
-            <w:r>
-              <w:rPr>
-                <w:b w:val="0"/>
-                <w:sz w:val="19"/>
-              </w:rPr>
-              <w:t xml:space="preserve"> los antirrebota y deja un flanco por vuelta</w:t>
+              <w:t>camaras_actualizar()</w:t>
             </w:r>
           </w:p>
         </w:tc>
@@ -2201,10 +2269,17 @@
             <w:r/>
             <w:r>
               <w:rPr>
+                <w:b/>
+                <w:sz w:val="19"/>
+              </w:rPr>
+              <w:t>nada</w:t>
+            </w:r>
+            <w:r>
+              <w:rPr>
                 <w:b w:val="0"/>
                 <w:sz w:val="19"/>
               </w:rPr>
-              <w:t>nada por si sola</w:t>
+              <w:t>: no hay lector</w:t>
             </w:r>
           </w:p>
         </w:tc>
@@ -2331,7 +2406,7 @@
                 <w:b w:val="0"/>
                 <w:sz w:val="19"/>
               </w:rPr>
-              <w:t>lo que queda consumiendo el flanco</w:t>
+              <w:t>~~lo que queda consumiendo el flanco~~</w:t>
             </w:r>
           </w:p>
         </w:tc>
@@ -2343,6 +2418,13 @@
             <w:r/>
             <w:r>
               <w:rPr>
+                <w:b w:val="0"/>
+                <w:sz w:val="19"/>
+              </w:rPr>
+              <w:t>~~</w:t>
+            </w:r>
+            <w:r>
+              <w:rPr>
                 <w:rFonts w:ascii="Consolas" w:hAnsi="Consolas"/>
                 <w:sz w:val="19"/>
               </w:rPr>
@@ -2367,63 +2449,91 @@
                 <w:b w:val="0"/>
                 <w:sz w:val="19"/>
               </w:rPr>
-              <w:t xml:space="preserve">. </w:t>
-            </w:r>
-            <w:r>
-              <w:rPr>
-                <w:b/>
-                <w:sz w:val="19"/>
-              </w:rPr>
-              <w:t>Maestro:</w:t>
+              <w:t xml:space="preserve">, </w:t>
+            </w:r>
+            <w:r>
+              <w:rPr>
+                <w:rFonts w:ascii="Consolas" w:hAnsi="Consolas"/>
+                <w:sz w:val="19"/>
+              </w:rPr>
+              <w:t>menu_loop()</w:t>
             </w:r>
             <w:r>
               <w:rPr>
                 <w:b w:val="0"/>
                 <w:sz w:val="19"/>
               </w:rPr>
-              <w:t xml:space="preserve"> los llaman </w:t>
+              <w:t xml:space="preserve">, </w:t>
             </w:r>
             <w:r>
               <w:rPr>
                 <w:rFonts w:ascii="Consolas" w:hAnsi="Consolas"/>
                 <w:sz w:val="19"/>
               </w:rPr>
-              <w:t>menu_loop()</w:t>
+              <w:t>modo_hora_loop()</w:t>
             </w:r>
             <w:r>
               <w:rPr>
                 <w:b w:val="0"/>
                 <w:sz w:val="19"/>
               </w:rPr>
-              <w:t xml:space="preserve"> y </w:t>
+              <w:t xml:space="preserve">~~ — salieron con </w:t>
             </w:r>
             <w:r>
               <w:rPr>
                 <w:rFonts w:ascii="Consolas" w:hAnsi="Consolas"/>
                 <w:sz w:val="19"/>
               </w:rPr>
-              <w:t>modo_hora_loop()</w:t>
+              <w:t>D-44</w:t>
             </w:r>
             <w:r>
               <w:rPr>
                 <w:b w:val="0"/>
                 <w:sz w:val="19"/>
               </w:rPr>
-              <w:t xml:space="preserve">. </w:t>
-            </w:r>
-            <w:r>
-              <w:rPr>
-                <w:b/>
-                <w:sz w:val="19"/>
-              </w:rPr>
-              <w:t>Esclavo:</w:t>
+              <w:t xml:space="preserve"> (</w:t>
+            </w:r>
+            <w:r>
+              <w:rPr>
+                <w:rFonts w:ascii="Consolas" w:hAnsi="Consolas"/>
+                <w:sz w:val="19"/>
+              </w:rPr>
+              <w:t>f9cad1f</w:t>
             </w:r>
             <w:r>
               <w:rPr>
                 <w:b w:val="0"/>
                 <w:sz w:val="19"/>
               </w:rPr>
-              <w:t xml:space="preserve"> ningun llamador</w:t>
+              <w:t xml:space="preserve">), con </w:t>
+            </w:r>
+            <w:r>
+              <w:rPr>
+                <w:rFonts w:ascii="Consolas" w:hAnsi="Consolas"/>
+                <w:sz w:val="19"/>
+              </w:rPr>
+              <w:t>botonAceptar()</w:t>
+            </w:r>
+            <w:r>
+              <w:rPr>
+                <w:b w:val="0"/>
+                <w:sz w:val="19"/>
+              </w:rPr>
+              <w:t>/</w:t>
+            </w:r>
+            <w:r>
+              <w:rPr>
+                <w:rFonts w:ascii="Consolas" w:hAnsi="Consolas"/>
+                <w:sz w:val="19"/>
+              </w:rPr>
+              <w:t>botonCancelar()</w:t>
+            </w:r>
+            <w:r>
+              <w:rPr>
+                <w:b w:val="0"/>
+                <w:sz w:val="19"/>
+              </w:rPr>
+              <w:t xml:space="preserve"> y el Modo Hora</w:t>
             </w:r>
           </w:p>
         </w:tc>
@@ -2438,77 +2548,7 @@
                 <w:b/>
                 <w:sz w:val="19"/>
               </w:rPr>
-              <w:t>Maestro en menu:</w:t>
-            </w:r>
-            <w:r>
-              <w:rPr>
-                <w:b w:val="0"/>
-                <w:sz w:val="19"/>
-              </w:rPr>
-              <w:t xml:space="preserve"> mueve un cursor interno, y la confirmacion que lo convertiria en un modo (</w:t>
-            </w:r>
-            <w:r>
-              <w:rPr>
-                <w:rFonts w:ascii="Consolas" w:hAnsi="Consolas"/>
-                <w:sz w:val="19"/>
-              </w:rPr>
-              <w:t>botonAceptar()</w:t>
-            </w:r>
-            <w:r>
-              <w:rPr>
-                <w:b w:val="0"/>
-                <w:sz w:val="19"/>
-              </w:rPr>
-              <w:t xml:space="preserve">) devuelve </w:t>
-            </w:r>
-            <w:r>
-              <w:rPr>
-                <w:rFonts w:ascii="Consolas" w:hAnsi="Consolas"/>
-                <w:sz w:val="19"/>
-              </w:rPr>
-              <w:t>false</w:t>
-            </w:r>
-            <w:r>
-              <w:rPr>
-                <w:b w:val="0"/>
-                <w:sz w:val="19"/>
-              </w:rPr>
-              <w:t xml:space="preserve"> siempre. </w:t>
-            </w:r>
-            <w:r>
-              <w:rPr>
-                <w:b/>
-                <w:sz w:val="19"/>
-              </w:rPr>
-              <w:t>Modo Hora:</w:t>
-            </w:r>
-            <w:r>
-              <w:rPr>
-                <w:b w:val="0"/>
-                <w:sz w:val="19"/>
-              </w:rPr>
-              <w:t xml:space="preserve"> inalcanzable (</w:t>
-            </w:r>
-            <w:r>
-              <w:rPr>
-                <w:rFonts w:ascii="Consolas" w:hAnsi="Consolas"/>
-                <w:sz w:val="19"/>
-              </w:rPr>
-              <w:t>SPEC_1</w:t>
-            </w:r>
-            <w:r>
-              <w:rPr>
-                <w:b w:val="0"/>
-                <w:sz w:val="19"/>
-              </w:rPr>
-              <w:t xml:space="preserve"> §12.7). </w:t>
-            </w:r>
-            <w:r>
-              <w:rPr>
-                <w:b/>
-                <w:sz w:val="19"/>
-              </w:rPr>
-              <w:t>Ni luz, ni pluma, ni trama, ni campo de la app</w:t>
+              <w:t>nada</w:t>
             </w:r>
           </w:p>
         </w:tc>
@@ -2556,6 +2596,67 @@
           <w:b w:val="0"/>
           <w:sz w:val="21"/>
         </w:rPr>
+        <w:t xml:space="preserve">, </w:t>
+      </w:r>
+      <w:r>
+        <w:rPr>
+          <w:rFonts w:ascii="Consolas" w:hAnsi="Consolas"/>
+          <w:sz w:val="21"/>
+        </w:rPr>
+        <w:t>semaforo_senalEnCurso()</w:t>
+      </w:r>
+      <w:r>
+        <w:rPr>
+          <w:b w:val="0"/>
+          <w:sz w:val="21"/>
+        </w:rPr>
+        <w:t>,</w:t>
+      </w:r>
+    </w:p>
+    <w:p>
+      <w:pPr>
+        <w:spacing w:after="120"/>
+      </w:pPr>
+      <w:r>
+        <w:rPr>
+          <w:rFonts w:ascii="Consolas" w:hAnsi="Consolas"/>
+          <w:sz w:val="21"/>
+        </w:rPr>
+        <w:t>botonArriba()</w:t>
+      </w:r>
+      <w:r>
+        <w:rPr>
+          <w:b w:val="0"/>
+          <w:sz w:val="21"/>
+        </w:rPr>
+        <w:t xml:space="preserve">, </w:t>
+      </w:r>
+      <w:r>
+        <w:rPr>
+          <w:rFonts w:ascii="Consolas" w:hAnsi="Consolas"/>
+          <w:sz w:val="21"/>
+        </w:rPr>
+        <w:t>botonAbajo()</w:t>
+      </w:r>
+      <w:r>
+        <w:rPr>
+          <w:b w:val="0"/>
+          <w:sz w:val="21"/>
+        </w:rPr>
+        <w:t xml:space="preserve">, </w:t>
+      </w:r>
+      <w:r>
+        <w:rPr>
+          <w:rFonts w:ascii="Consolas" w:hAnsi="Consolas"/>
+          <w:sz w:val="21"/>
+        </w:rPr>
+        <w:t>menu_loop()</w:t>
+      </w:r>
+      <w:r>
+        <w:rPr>
+          <w:b w:val="0"/>
+          <w:sz w:val="21"/>
+        </w:rPr>
         <w:t xml:space="preserve"> ni </w:t>
       </w:r>
       <w:r>
@@ -2563,7 +2664,7 @@
           <w:rFonts w:ascii="Consolas" w:hAnsi="Consolas"/>
           <w:sz w:val="21"/>
         </w:rPr>
-        <w:t>semaforo_senalEnCurso()</w:t>
+        <w:t>modo_hora_loop()</w:t>
       </w:r>
       <w:r>
         <w:rPr>
@@ -4182,7 +4283,21 @@
                 <w:b w:val="0"/>
                 <w:sz w:val="19"/>
               </w:rPr>
-              <w:t>mitad vivo, mitad libre (y leido, §3)</w:t>
+              <w:t xml:space="preserve">mitad vivo, mitad libre (sin lector desde </w:t>
+            </w:r>
+            <w:r>
+              <w:rPr>
+                <w:rFonts w:ascii="Consolas" w:hAnsi="Consolas"/>
+                <w:sz w:val="19"/>
+              </w:rPr>
+              <w:t>D-44</w:t>
+            </w:r>
+            <w:r>
+              <w:rPr>
+                <w:b w:val="0"/>
+                <w:sz w:val="19"/>
+              </w:rPr>
+              <w:t>, §3)</w:t>
             </w:r>
           </w:p>
         </w:tc>
@@ -5210,7 +5325,7 @@
                 <w:b/>
                 <w:sz w:val="19"/>
               </w:rPr>
-              <w:t>LIBRE, y el firmware lo lee</w:t>
+              <w:t>LIBRE y sin lector</w:t>
             </w:r>
             <w:r>
               <w:rPr>
@@ -5224,21 +5339,35 @@
                 <w:rFonts w:ascii="Consolas" w:hAnsi="Consolas"/>
                 <w:sz w:val="19"/>
               </w:rPr>
+              <w:t>J16_P5_SIN_USO</w:t>
+            </w:r>
+            <w:r>
+              <w:rPr>
+                <w:b w:val="0"/>
+                <w:sz w:val="19"/>
+              </w:rPr>
+              <w:t xml:space="preserve">, </w:t>
+            </w:r>
+            <w:r>
+              <w:rPr>
+                <w:rFonts w:ascii="Consolas" w:hAnsi="Consolas"/>
+                <w:sz w:val="19"/>
+              </w:rPr>
+              <w:t>D-44</w:t>
+            </w:r>
+            <w:r>
+              <w:rPr>
+                <w:b w:val="0"/>
+                <w:sz w:val="19"/>
+              </w:rPr>
+              <w:t>; ~~</w:t>
+            </w:r>
+            <w:r>
+              <w:rPr>
+                <w:rFonts w:ascii="Consolas" w:hAnsi="Consolas"/>
+                <w:sz w:val="19"/>
+              </w:rPr>
               <w:t>botonArriba()</w:t>
-            </w:r>
-            <w:r>
-              <w:rPr>
-                <w:b w:val="0"/>
-                <w:sz w:val="19"/>
-              </w:rPr>
-              <w:t>; ~~</w:t>
-            </w:r>
-            <w:r>
-              <w:rPr>
-                <w:rFonts w:ascii="Consolas" w:hAnsi="Consolas"/>
-                <w:sz w:val="19"/>
-              </w:rPr>
-              <w:t>MANDO_A</w:t>
             </w:r>
             <w:r>
               <w:rPr>
@@ -5357,7 +5486,7 @@
                 <w:b/>
                 <w:sz w:val="19"/>
               </w:rPr>
-              <w:t>LIBRE, y el firmware lo lee</w:t>
+              <w:t>LIBRE y sin lector</w:t>
             </w:r>
             <w:r>
               <w:rPr>
@@ -5371,21 +5500,35 @@
                 <w:rFonts w:ascii="Consolas" w:hAnsi="Consolas"/>
                 <w:sz w:val="19"/>
               </w:rPr>
+              <w:t>J16_P8_SIN_USO</w:t>
+            </w:r>
+            <w:r>
+              <w:rPr>
+                <w:b w:val="0"/>
+                <w:sz w:val="19"/>
+              </w:rPr>
+              <w:t xml:space="preserve">, </w:t>
+            </w:r>
+            <w:r>
+              <w:rPr>
+                <w:rFonts w:ascii="Consolas" w:hAnsi="Consolas"/>
+                <w:sz w:val="19"/>
+              </w:rPr>
+              <w:t>D-44</w:t>
+            </w:r>
+            <w:r>
+              <w:rPr>
+                <w:b w:val="0"/>
+                <w:sz w:val="19"/>
+              </w:rPr>
+              <w:t>; ~~</w:t>
+            </w:r>
+            <w:r>
+              <w:rPr>
+                <w:rFonts w:ascii="Consolas" w:hAnsi="Consolas"/>
+                <w:sz w:val="19"/>
+              </w:rPr>
               <w:t>botonAbajo()</w:t>
-            </w:r>
-            <w:r>
-              <w:rPr>
-                <w:b w:val="0"/>
-                <w:sz w:val="19"/>
-              </w:rPr>
-              <w:t>; ~~</w:t>
-            </w:r>
-            <w:r>
-              <w:rPr>
-                <w:rFonts w:ascii="Consolas" w:hAnsi="Consolas"/>
-                <w:sz w:val="19"/>
-              </w:rPr>
-              <w:t>MANDO_B</w:t>
             </w:r>
             <w:r>
               <w:rPr>
@@ -10916,7 +11059,7 @@
           <w:b w:val="0"/>
           <w:sz w:val="21"/>
         </w:rPr>
-        <w:t>; lo decidido, de</w:t>
+        <w:t>; lo decidido vive</w:t>
       </w:r>
     </w:p>
     <w:p>
@@ -10925,6 +11068,13 @@
       </w:pPr>
       <w:r>
         <w:rPr>
+          <w:b w:val="0"/>
+          <w:sz w:val="21"/>
+        </w:rPr>
+        <w:t xml:space="preserve">en las spec, y </w:t>
+      </w:r>
+      <w:r>
+        <w:rPr>
           <w:rFonts w:ascii="Consolas" w:hAnsi="Consolas"/>
           <w:sz w:val="21"/>
         </w:rPr>
@@ -10935,21 +11085,7 @@
           <w:b w:val="0"/>
           <w:sz w:val="21"/>
         </w:rPr>
-        <w:t xml:space="preserve">, que </w:t>
-      </w:r>
-      <w:r>
-        <w:rPr>
-          <w:b/>
-          <w:sz w:val="21"/>
-        </w:rPr>
-        <w:t>gana a los dos</w:t>
-      </w:r>
-      <w:r>
-        <w:rPr>
-          <w:b w:val="0"/>
-          <w:sz w:val="21"/>
-        </w:rPr>
-        <w:t>. El firmware se remidio contra `{Maestro,Esclavo}/include/</w:t>
+        <w:t xml:space="preserve"> es su indice. El firmware se remidio contra `{Maestro,Esclavo}/include/</w:t>
       </w:r>
     </w:p>
     <w:p>
